--- a/capitulos/45_Capitulo_45.docx
+++ b/capitulos/45_Capitulo_45.docx
@@ -429,7 +429,7 @@
           <w:color w:val="1C1C20"/>
           <w:sz w:val="22"/>
         </w:rPr>
-        <w:t>Natsuki Subaru dio tres zancadas explosivas hacia el montículo de ruinas.</w:t>
+        <w:t>Natsuki dio tres zancadas explosivas hacia el montículo de ruinas.</w:t>
       </w:r>
     </w:p>
     <w:p>
@@ -443,7 +443,7 @@
           <w:color w:val="1C1C20"/>
           <w:sz w:val="22"/>
         </w:rPr>
-        <w:t>Subaru ya no luchaba con la torpeza del recién llegado ni con la desesperación ciega del superviviente. Durante las últimas semanas de entrenamiento espartano en la F-2 y bajo la tutela brutal de Yami y Seier, su cuerpo había cambiado, pero lo que realmente había madurado era su mente.</w:t>
+        <w:t>Natsuki ya no luchaba con la torpeza del recién llegado ni con la desesperación ciega del superviviente. Durante las últimas semanas de entrenamiento espartano en la F-2 y bajo la tutela brutal de Yami y Seier, su cuerpo había cambiado, pero lo que realmente había madurado era su mente.</w:t>
       </w:r>
     </w:p>
     <w:p>
@@ -485,7 +485,7 @@
           <w:color w:val="1C1C20"/>
           <w:sz w:val="22"/>
         </w:rPr>
-        <w:t>La energía plateada con destellos índigo que envolvía su figura no solo creció en densidad; se volvió fluida, moldeándose a sus músculos como una segunda piel etérea. Un zumbido agudo resonó en el aire cuando la percepción de Subaru se expandió de golpe, sincronizando sus reflejos con la trayectoria de cada arma enemiga.</w:t>
+        <w:t>La energía plateada con destellos índigo que envolvía su figura no solo creció en densidad; se volvió fluida, moldeándose a sus músculos como una segunda piel etérea. Un zumbido agudo resonó en el aire cuando la percepción de Natsuki se expandió de golpe, sincronizando sus reflejos con la trayectoria de cada arma enemiga.</w:t>
       </w:r>
     </w:p>
     <w:p>
@@ -499,7 +499,7 @@
           <w:color w:val="1C1C20"/>
           <w:sz w:val="22"/>
         </w:rPr>
-        <w:t>La primera Alimaña de la Tormenta descargó un tajo descendente con su hacha pesada. Subaru no intentó bloquear la fuerza bruta: dio un paso lateral milimétrico, permitiendo que la hoja se clavara en la tierra a centímetros de su bota, y con una fluidez pasmosa clavó su daga corta envuelta en aura plateada directo en la juntura del cuello del monstruo.</w:t>
+        <w:t>La primera Alimaña de la Tormenta descargó un tajo descendente con su hacha pesada. Natsuki no intentó bloquear la fuerza bruta: dio un paso lateral milimétrico, permitiendo que la hoja se clavara en la tierra a centímetros de su bota, y con una fluidez pasmosa clavó su daga corta envuelta en aura plateada directo en la juntura del cuello del monstruo.</w:t>
       </w:r>
     </w:p>
     <w:p>
@@ -541,7 +541,7 @@
           <w:color w:val="1C1C20"/>
           <w:sz w:val="22"/>
         </w:rPr>
-        <w:t>—¡No me subestimen! —rugió Subaru.</w:t>
+        <w:t>—¡No me subestimen! —rugió Natsuki.</w:t>
       </w:r>
     </w:p>
     <w:p>
@@ -569,7 +569,7 @@
           <w:color w:val="1C1C20"/>
           <w:sz w:val="22"/>
         </w:rPr>
-        <w:t>Cada movimiento de Subaru era más eficiente, más letal y más seguro que el anterior. La duda y el miedo habían desaparecido por completo de sus ojos, reemplazados por el instinto templado de un guerrero que comprendía el valor de su propia vida y la de sus camaradas.</w:t>
+        <w:t>Cada movimiento de Natsuki era más eficiente, más letal y más seguro que el anterior. La duda y el miedo habían desaparecido por completo de sus ojos, reemplazados por el instinto templado de un guerrero que comprendía el valor de su propia vida y la de sus camaradas.</w:t>
       </w:r>
     </w:p>
     <w:p>
@@ -583,7 +583,7 @@
           <w:color w:val="1C1C20"/>
           <w:sz w:val="22"/>
         </w:rPr>
-        <w:t>El último asaltante intentó abalanzarse con una daga traicionera; Subaru lo interceptó con un barrido implacable, enviándolo por los aires directo hacia el radio de acción de Lighter.</w:t>
+        <w:t>El último asaltante intentó abalanzarse con una daga traicionera; Natsuki lo interceptó con un barrido implacable, enviándolo por los aires directo hacia el radio de acción de Lighter.</w:t>
       </w:r>
     </w:p>
     <w:p>
@@ -597,7 +597,7 @@
           <w:color w:val="1C1C20"/>
           <w:sz w:val="22"/>
         </w:rPr>
-        <w:t>—¡Envío especial, Lighter! —gritó Subaru con la respiración agitada pero con una sonrisa firme.</w:t>
+        <w:t>—¡Envío especial, Lighter! —gritó Natsuki con la respiración agitada pero con una sonrisa firme.</w:t>
       </w:r>
     </w:p>
     <w:p>
@@ -625,7 +625,7 @@
           <w:color w:val="1C1C20"/>
           <w:sz w:val="22"/>
         </w:rPr>
-        <w:t>Lighter y Subaru cruzaron miradas y chocaron los puños en mitad de la polvareda.</w:t>
+        <w:t>Lighter y Natsuki cruzaron miradas y chocaron los puños en mitad de la polvareda.</w:t>
       </w:r>
     </w:p>
     <w:p>
@@ -639,7 +639,7 @@
           <w:color w:val="1C1C20"/>
           <w:sz w:val="22"/>
         </w:rPr>
-        <w:t>—Vaya, vaya... parece que te estás convirtiendo en un verdadero monstruo del combate cuerpo a cuerpo, Subaru —comentó Lighter con una sonrisa de aprobación franca.</w:t>
+        <w:t>—Vaya, vaya... parece que te estás convirtiendo en un verdadero monstruo del combate cuerpo a cuerpo, Natsuki —comentó Lighter con una sonrisa de aprobación franca.</w:t>
       </w:r>
     </w:p>
     <w:p>
@@ -653,7 +653,7 @@
           <w:color w:val="1C1C20"/>
           <w:sz w:val="22"/>
         </w:rPr>
-        <w:t>—Tengo buenos maestros... y no pienso quedarme atrás de ninguno de ustedes —respondió Subaru, con su aura plateada aún brillando con un fulgor orgulloso y constante.</w:t>
+        <w:t>—Tengo buenos maestros... y no pienso quedarme atrás de ninguno de ustedes —respondió Natsuki, con su aura plateada aún brillando con un fulgor orgulloso y constante.</w:t>
       </w:r>
     </w:p>
     <w:p>
@@ -681,7 +681,7 @@
           <w:color w:val="1C1C20"/>
           <w:sz w:val="22"/>
         </w:rPr>
-        <w:t>Aprovechando la brecha abierta por Lighter y Subaru, Kaoruko y yo nos estrellamos contra el centro del contingente enemigo.</w:t>
+        <w:t>Aprovechando la brecha abierta por Lighter y Natsuki, Kaoruko y yo nos estrellamos contra el centro del contingente enemigo.</w:t>
       </w:r>
     </w:p>
     <w:p>
